--- a/artifacts/bids/2026-02-05/zayavka_2026-02-05.docx
+++ b/artifacts/bids/2026-02-05/zayavka_2026-02-05.docx
@@ -254,7 +254,7 @@
               <w:jc w:val="right"/>
             </w:pPr>
             <w:r>
-              <w:t>4,881</w:t>
+              <w:t>4,883</w:t>
             </w:r>
           </w:p>
         </w:tc>
@@ -277,7 +277,7 @@
               <w:jc w:val="right"/>
             </w:pPr>
             <w:r>
-              <w:t>4,893</w:t>
+              <w:t>4,892</w:t>
             </w:r>
           </w:p>
         </w:tc>
@@ -302,7 +302,7 @@
               <w:jc w:val="right"/>
             </w:pPr>
             <w:r>
-              <w:t>4,897</w:t>
+              <w:t>4,898</w:t>
             </w:r>
           </w:p>
         </w:tc>
@@ -325,7 +325,7 @@
               <w:jc w:val="right"/>
             </w:pPr>
             <w:r>
-              <w:t>4,888</w:t>
+              <w:t>4,887</w:t>
             </w:r>
           </w:p>
         </w:tc>
@@ -398,7 +398,7 @@
               <w:jc w:val="right"/>
             </w:pPr>
             <w:r>
-              <w:t>4,930</w:t>
+              <w:t>4,929</w:t>
             </w:r>
           </w:p>
         </w:tc>
@@ -421,7 +421,7 @@
               <w:jc w:val="right"/>
             </w:pPr>
             <w:r>
-              <w:t>4,902</w:t>
+              <w:t>4,901</w:t>
             </w:r>
           </w:p>
         </w:tc>
@@ -494,7 +494,7 @@
               <w:jc w:val="right"/>
             </w:pPr>
             <w:r>
-              <w:t>4,931</w:t>
+              <w:t>4,933</w:t>
             </w:r>
           </w:p>
         </w:tc>
@@ -565,7 +565,7 @@
               <w:jc w:val="right"/>
             </w:pPr>
             <w:r>
-              <w:t>4,901</w:t>
+              <w:t>4,902</w:t>
             </w:r>
           </w:p>
         </w:tc>
@@ -590,7 +590,7 @@
               <w:jc w:val="right"/>
             </w:pPr>
             <w:r>
-              <w:t>4,933</w:t>
+              <w:t>4,932</w:t>
             </w:r>
           </w:p>
         </w:tc>
@@ -613,7 +613,7 @@
               <w:jc w:val="right"/>
             </w:pPr>
             <w:r>
-              <w:t>4,855</w:t>
+              <w:t>4,854</w:t>
             </w:r>
           </w:p>
         </w:tc>
@@ -661,7 +661,7 @@
               <w:jc w:val="right"/>
             </w:pPr>
             <w:r>
-              <w:t>4,814</w:t>
+              <w:t>4,811</w:t>
             </w:r>
           </w:p>
         </w:tc>
@@ -709,7 +709,7 @@
               <w:jc w:val="right"/>
             </w:pPr>
             <w:r>
-              <w:t>4,413</w:t>
+              <w:t>4,417</w:t>
             </w:r>
           </w:p>
         </w:tc>
@@ -734,7 +734,7 @@
               <w:jc w:val="right"/>
             </w:pPr>
             <w:r>
-              <w:t>4,945</w:t>
+              <w:t>4,946</w:t>
             </w:r>
           </w:p>
         </w:tc>
@@ -757,7 +757,7 @@
               <w:jc w:val="right"/>
             </w:pPr>
             <w:r>
-              <w:t>3,662</w:t>
+              <w:t>3,661</w:t>
             </w:r>
           </w:p>
         </w:tc>
@@ -782,7 +782,7 @@
               <w:jc w:val="right"/>
             </w:pPr>
             <w:r>
-              <w:t>4,931</w:t>
+              <w:t>4,930</w:t>
             </w:r>
           </w:p>
         </w:tc>
@@ -805,7 +805,7 @@
               <w:jc w:val="right"/>
             </w:pPr>
             <w:r>
-              <w:t>3,022</w:t>
+              <w:t>3,021</w:t>
             </w:r>
           </w:p>
         </w:tc>
@@ -821,7 +821,7 @@
         <w:rPr>
           <w:b/>
         </w:rPr>
-        <w:t>Итого за сутки: 114,132 МВт·ч.</w:t>
+        <w:t>Итого за сутки: 114,131 МВт·ч.</w:t>
       </w:r>
     </w:p>
     <w:p>
@@ -834,7 +834,7 @@
     </w:p>
     <w:p>
       <w:r>
-        <w:t>Прогноз 6226c1a5011b, сформирован 04.02.2026 05:00 (Астана); модель windcast-0.1.0-cascade+direct; погода: Open-Meteo Previous Runs: ECMWF IFS, ECMWF AIFS, ICON, GFS, UKMO, GEM, CMA, выпуск 2026-02-03 18:00:00 UTC.</w:t>
+        <w:t>Прогноз f85c3cac925f, сформирован 04.02.2026 05:00 (Астана); модель windcast-0.1.0-cascade+direct; погода: Open-Meteo Previous Runs: ECMWF IFS, ECMWF AIFS, ICON, GFS, UKMO, GEM, CMA, выпуск 2026-02-03 18:00:00 UTC.</w:t>
       </w:r>
     </w:p>
     <w:tbl>
@@ -940,7 +940,7 @@
           </w:tcPr>
           <w:p>
             <w:r>
-              <w:t>3,825</w:t>
+              <w:t>3,837</w:t>
             </w:r>
           </w:p>
         </w:tc>
@@ -950,7 +950,7 @@
           </w:tcPr>
           <w:p>
             <w:r>
-              <w:t>4,881</w:t>
+              <w:t>4,883</w:t>
             </w:r>
           </w:p>
         </w:tc>
@@ -970,7 +970,7 @@
           </w:tcPr>
           <w:p>
             <w:r>
-              <w:t>11.5 ❄</w:t>
+              <w:t>11.6 ❄</w:t>
             </w:r>
           </w:p>
         </w:tc>
@@ -1002,7 +1002,7 @@
           </w:tcPr>
           <w:p>
             <w:r>
-              <w:t>4,144</w:t>
+              <w:t>4,141</w:t>
             </w:r>
           </w:p>
         </w:tc>
@@ -1012,7 +1012,7 @@
           </w:tcPr>
           <w:p>
             <w:r>
-              <w:t>4,897</w:t>
+              <w:t>4,898</w:t>
             </w:r>
           </w:p>
         </w:tc>
@@ -1064,7 +1064,7 @@
           </w:tcPr>
           <w:p>
             <w:r>
-              <w:t>4,407</w:t>
+              <w:t>4,404</w:t>
             </w:r>
           </w:p>
         </w:tc>
@@ -1126,7 +1126,7 @@
           </w:tcPr>
           <w:p>
             <w:r>
-              <w:t>4,705</w:t>
+              <w:t>4,704</w:t>
             </w:r>
           </w:p>
         </w:tc>
@@ -1136,7 +1136,7 @@
           </w:tcPr>
           <w:p>
             <w:r>
-              <w:t>4,930</w:t>
+              <w:t>4,929</w:t>
             </w:r>
           </w:p>
         </w:tc>
@@ -1260,7 +1260,7 @@
           </w:tcPr>
           <w:p>
             <w:r>
-              <w:t>4,931</w:t>
+              <w:t>4,933</w:t>
             </w:r>
           </w:p>
         </w:tc>
@@ -1374,7 +1374,7 @@
           </w:tcPr>
           <w:p>
             <w:r>
-              <w:t>4,812</w:t>
+              <w:t>4,811</w:t>
             </w:r>
           </w:p>
         </w:tc>
@@ -1384,7 +1384,7 @@
           </w:tcPr>
           <w:p>
             <w:r>
-              <w:t>4,933</w:t>
+              <w:t>4,932</w:t>
             </w:r>
           </w:p>
         </w:tc>
@@ -1436,7 +1436,7 @@
           </w:tcPr>
           <w:p>
             <w:r>
-              <w:t>4,814</w:t>
+              <w:t>4,816</w:t>
             </w:r>
           </w:p>
         </w:tc>
@@ -1456,7 +1456,7 @@
           </w:tcPr>
           <w:p>
             <w:r>
-              <w:t>4,998</w:t>
+              <w:t>4,999</w:t>
             </w:r>
           </w:p>
         </w:tc>
@@ -1466,7 +1466,7 @@
           </w:tcPr>
           <w:p>
             <w:r>
-              <w:t>13.9</w:t>
+              <w:t>14.0</w:t>
             </w:r>
           </w:p>
         </w:tc>
@@ -1498,7 +1498,7 @@
           </w:tcPr>
           <w:p>
             <w:r>
-              <w:t>4,775</w:t>
+              <w:t>4,774</w:t>
             </w:r>
           </w:p>
         </w:tc>
@@ -1518,7 +1518,7 @@
           </w:tcPr>
           <w:p>
             <w:r>
-              <w:t>4,991</w:t>
+              <w:t>4,989</w:t>
             </w:r>
           </w:p>
         </w:tc>
@@ -1560,7 +1560,7 @@
           </w:tcPr>
           <w:p>
             <w:r>
-              <w:t>4,836</w:t>
+              <w:t>4,837</w:t>
             </w:r>
           </w:p>
         </w:tc>
@@ -1570,7 +1570,7 @@
           </w:tcPr>
           <w:p>
             <w:r>
-              <w:t>4,945</w:t>
+              <w:t>4,946</w:t>
             </w:r>
           </w:p>
         </w:tc>
@@ -1632,7 +1632,7 @@
           </w:tcPr>
           <w:p>
             <w:r>
-              <w:t>4,931</w:t>
+              <w:t>4,930</w:t>
             </w:r>
           </w:p>
         </w:tc>
@@ -1652,7 +1652,7 @@
           </w:tcPr>
           <w:p>
             <w:r>
-              <w:t>15.2</w:t>
+              <w:t>15.1</w:t>
             </w:r>
           </w:p>
         </w:tc>
@@ -1694,7 +1694,7 @@
           </w:tcPr>
           <w:p>
             <w:r>
-              <w:t>4,893</w:t>
+              <w:t>4,892</w:t>
             </w:r>
           </w:p>
         </w:tc>
@@ -1714,7 +1714,7 @@
           </w:tcPr>
           <w:p>
             <w:r>
-              <w:t>15.0</w:t>
+              <w:t>15.1</w:t>
             </w:r>
           </w:p>
         </w:tc>
@@ -1756,7 +1756,7 @@
           </w:tcPr>
           <w:p>
             <w:r>
-              <w:t>4,888</w:t>
+              <w:t>4,887</w:t>
             </w:r>
           </w:p>
         </w:tc>
@@ -1808,7 +1808,7 @@
           </w:tcPr>
           <w:p>
             <w:r>
-              <w:t>4,732</w:t>
+              <w:t>4,731</w:t>
             </w:r>
           </w:p>
         </w:tc>
@@ -1838,7 +1838,7 @@
           </w:tcPr>
           <w:p>
             <w:r>
-              <w:t>14.8</w:t>
+              <w:t>14.7</w:t>
             </w:r>
           </w:p>
         </w:tc>
@@ -1870,7 +1870,7 @@
           </w:tcPr>
           <w:p>
             <w:r>
-              <w:t>4,736</w:t>
+              <w:t>4,737</w:t>
             </w:r>
           </w:p>
         </w:tc>
@@ -1880,7 +1880,7 @@
           </w:tcPr>
           <w:p>
             <w:r>
-              <w:t>4,902</w:t>
+              <w:t>4,901</w:t>
             </w:r>
           </w:p>
         </w:tc>
@@ -1900,7 +1900,7 @@
           </w:tcPr>
           <w:p>
             <w:r>
-              <w:t>14.8</w:t>
+              <w:t>14.7</w:t>
             </w:r>
           </w:p>
         </w:tc>
@@ -1932,7 +1932,7 @@
           </w:tcPr>
           <w:p>
             <w:r>
-              <w:t>4,708</w:t>
+              <w:t>4,707</w:t>
             </w:r>
           </w:p>
         </w:tc>
@@ -1962,7 +1962,7 @@
           </w:tcPr>
           <w:p>
             <w:r>
-              <w:t>13.8</w:t>
+              <w:t>13.7</w:t>
             </w:r>
           </w:p>
         </w:tc>
@@ -1994,7 +1994,7 @@
           </w:tcPr>
           <w:p>
             <w:r>
-              <w:t>4,422</w:t>
+              <w:t>4,424</w:t>
             </w:r>
           </w:p>
         </w:tc>
@@ -2056,7 +2056,7 @@
           </w:tcPr>
           <w:p>
             <w:r>
-              <w:t>4,163</w:t>
+              <w:t>4,140</w:t>
             </w:r>
           </w:p>
         </w:tc>
@@ -2066,7 +2066,7 @@
           </w:tcPr>
           <w:p>
             <w:r>
-              <w:t>4,901</w:t>
+              <w:t>4,902</w:t>
             </w:r>
           </w:p>
         </w:tc>
@@ -2076,7 +2076,7 @@
           </w:tcPr>
           <w:p>
             <w:r>
-              <w:t>4,995</w:t>
+              <w:t>4,996</w:t>
             </w:r>
           </w:p>
         </w:tc>
@@ -2086,7 +2086,7 @@
           </w:tcPr>
           <w:p>
             <w:r>
-              <w:t>12.0</w:t>
+              <w:t>12.1</w:t>
             </w:r>
           </w:p>
         </w:tc>
@@ -2118,7 +2118,7 @@
           </w:tcPr>
           <w:p>
             <w:r>
-              <w:t>3,787</w:t>
+              <w:t>3,789</w:t>
             </w:r>
           </w:p>
         </w:tc>
@@ -2128,7 +2128,7 @@
           </w:tcPr>
           <w:p>
             <w:r>
-              <w:t>4,855</w:t>
+              <w:t>4,854</w:t>
             </w:r>
           </w:p>
         </w:tc>
@@ -2180,7 +2180,7 @@
           </w:tcPr>
           <w:p>
             <w:r>
-              <w:t>3,075</w:t>
+              <w:t>3,083</w:t>
             </w:r>
           </w:p>
         </w:tc>
@@ -2190,7 +2190,7 @@
           </w:tcPr>
           <w:p>
             <w:r>
-              <w:t>4,814</w:t>
+              <w:t>4,811</w:t>
             </w:r>
           </w:p>
         </w:tc>
@@ -2200,7 +2200,7 @@
           </w:tcPr>
           <w:p>
             <w:r>
-              <w:t>4,999</w:t>
+              <w:t>5,000</w:t>
             </w:r>
           </w:p>
         </w:tc>
@@ -2210,7 +2210,7 @@
           </w:tcPr>
           <w:p>
             <w:r>
-              <w:t>11.3</w:t>
+              <w:t>11.2</w:t>
             </w:r>
           </w:p>
         </w:tc>
@@ -2242,7 +2242,7 @@
           </w:tcPr>
           <w:p>
             <w:r>
-              <w:t>2,545</w:t>
+              <w:t>2,532</w:t>
             </w:r>
           </w:p>
         </w:tc>
@@ -2252,7 +2252,7 @@
           </w:tcPr>
           <w:p>
             <w:r>
-              <w:t>4,413</w:t>
+              <w:t>4,417</w:t>
             </w:r>
           </w:p>
         </w:tc>
@@ -2262,7 +2262,7 @@
           </w:tcPr>
           <w:p>
             <w:r>
-              <w:t>4,955</w:t>
+              <w:t>4,961</w:t>
             </w:r>
           </w:p>
         </w:tc>
@@ -2304,7 +2304,7 @@
           </w:tcPr>
           <w:p>
             <w:r>
-              <w:t>1,610</w:t>
+              <w:t>1,601</w:t>
             </w:r>
           </w:p>
         </w:tc>
@@ -2314,7 +2314,7 @@
           </w:tcPr>
           <w:p>
             <w:r>
-              <w:t>3,662</w:t>
+              <w:t>3,661</w:t>
             </w:r>
           </w:p>
         </w:tc>
@@ -2324,7 +2324,7 @@
           </w:tcPr>
           <w:p>
             <w:r>
-              <w:t>4,898</w:t>
+              <w:t>4,896</w:t>
             </w:r>
           </w:p>
         </w:tc>
@@ -2334,7 +2334,7 @@
           </w:tcPr>
           <w:p>
             <w:r>
-              <w:t>9.1</w:t>
+              <w:t>9.2</w:t>
             </w:r>
           </w:p>
         </w:tc>
@@ -2366,7 +2366,7 @@
           </w:tcPr>
           <w:p>
             <w:r>
-              <w:t>1,302</w:t>
+              <w:t>1,280</w:t>
             </w:r>
           </w:p>
         </w:tc>
@@ -2376,7 +2376,7 @@
           </w:tcPr>
           <w:p>
             <w:r>
-              <w:t>3,022</w:t>
+              <w:t>3,021</w:t>
             </w:r>
           </w:p>
         </w:tc>
@@ -2386,7 +2386,7 @@
           </w:tcPr>
           <w:p>
             <w:r>
-              <w:t>4,752</w:t>
+              <w:t>4,748</w:t>
             </w:r>
           </w:p>
         </w:tc>
@@ -2396,7 +2396,7 @@
           </w:tcPr>
           <w:p>
             <w:r>
-              <w:t>8.3</w:t>
+              <w:t>8.4</w:t>
             </w:r>
           </w:p>
         </w:tc>
@@ -2548,68 +2548,6 @@
           </w:tcPr>
           <w:p>
             <w:r>
-              <w:t>23:00</w:t>
-            </w:r>
-          </w:p>
-        </w:tc>
-        <w:tc>
-          <w:tcPr>
-            <w:tcW w:type="dxa" w:w="1440"/>
-          </w:tcPr>
-          <w:p>
-            <w:r>
-              <w:t>вверх</w:t>
-            </w:r>
-          </w:p>
-        </w:tc>
-        <w:tc>
-          <w:tcPr>
-            <w:tcW w:type="dxa" w:w="1440"/>
-          </w:tcPr>
-          <w:p>
-            <w:r>
-              <w:t>0,511</w:t>
-            </w:r>
-          </w:p>
-        </w:tc>
-        <w:tc>
-          <w:tcPr>
-            <w:tcW w:type="dxa" w:w="1440"/>
-          </w:tcPr>
-          <w:p>
-            <w:r>
-              <w:t>3,662 → 4,173</w:t>
-            </w:r>
-          </w:p>
-        </w:tc>
-        <w:tc>
-          <w:tcPr>
-            <w:tcW w:type="dxa" w:w="1440"/>
-          </w:tcPr>
-          <w:p>
-            <w:r>
-              <w:t>05.02 20:00</w:t>
-            </w:r>
-          </w:p>
-        </w:tc>
-      </w:tr>
-      <w:tr>
-        <w:tc>
-          <w:tcPr>
-            <w:tcW w:type="dxa" w:w="1440"/>
-          </w:tcPr>
-          <w:p>
-            <w:r>
-              <w:t>05.02 05:00</w:t>
-            </w:r>
-          </w:p>
-        </w:tc>
-        <w:tc>
-          <w:tcPr>
-            <w:tcW w:type="dxa" w:w="1440"/>
-          </w:tcPr>
-          <w:p>
-            <w:r>
               <w:t>24:00</w:t>
             </w:r>
           </w:p>
@@ -2630,7 +2568,7 @@
           </w:tcPr>
           <w:p>
             <w:r>
-              <w:t>0,585</w:t>
+              <w:t>0,560</w:t>
             </w:r>
           </w:p>
         </w:tc>
@@ -2640,7 +2578,7 @@
           </w:tcPr>
           <w:p>
             <w:r>
-              <w:t>3,022 → 3,607</w:t>
+              <w:t>3,021 → 3,581</w:t>
             </w:r>
           </w:p>
         </w:tc>

--- a/artifacts/bids/2026-02-05/zayavka_2026-02-05.docx
+++ b/artifacts/bids/2026-02-05/zayavka_2026-02-05.docx
@@ -254,7 +254,7 @@
               <w:jc w:val="right"/>
             </w:pPr>
             <w:r>
-              <w:t>4,883</w:t>
+              <w:t>4,908</w:t>
             </w:r>
           </w:p>
         </w:tc>
@@ -277,7 +277,7 @@
               <w:jc w:val="right"/>
             </w:pPr>
             <w:r>
-              <w:t>4,892</w:t>
+              <w:t>4,888</w:t>
             </w:r>
           </w:p>
         </w:tc>
@@ -302,7 +302,7 @@
               <w:jc w:val="right"/>
             </w:pPr>
             <w:r>
-              <w:t>4,898</w:t>
+              <w:t>4,917</w:t>
             </w:r>
           </w:p>
         </w:tc>
@@ -325,7 +325,7 @@
               <w:jc w:val="right"/>
             </w:pPr>
             <w:r>
-              <w:t>4,887</w:t>
+              <w:t>4,881</w:t>
             </w:r>
           </w:p>
         </w:tc>
@@ -350,7 +350,7 @@
               <w:jc w:val="right"/>
             </w:pPr>
             <w:r>
-              <w:t>4,912</w:t>
+              <w:t>4,923</w:t>
             </w:r>
           </w:p>
         </w:tc>
@@ -361,6 +361,54 @@
           <w:p>
             <w:r>
               <w:t>15:00</w:t>
+            </w:r>
+          </w:p>
+        </w:tc>
+        <w:tc>
+          <w:tcPr>
+            <w:tcW w:type="dxa" w:w="2160"/>
+          </w:tcPr>
+          <w:p>
+            <w:pPr>
+              <w:jc w:val="right"/>
+            </w:pPr>
+            <w:r>
+              <w:t>4,904</w:t>
+            </w:r>
+          </w:p>
+        </w:tc>
+      </w:tr>
+      <w:tr>
+        <w:tc>
+          <w:tcPr>
+            <w:tcW w:type="dxa" w:w="2160"/>
+          </w:tcPr>
+          <w:p>
+            <w:r>
+              <w:t>04:00</w:t>
+            </w:r>
+          </w:p>
+        </w:tc>
+        <w:tc>
+          <w:tcPr>
+            <w:tcW w:type="dxa" w:w="2160"/>
+          </w:tcPr>
+          <w:p>
+            <w:pPr>
+              <w:jc w:val="right"/>
+            </w:pPr>
+            <w:r>
+              <w:t>4,931</w:t>
+            </w:r>
+          </w:p>
+        </w:tc>
+        <w:tc>
+          <w:tcPr>
+            <w:tcW w:type="dxa" w:w="2160"/>
+          </w:tcPr>
+          <w:p>
+            <w:r>
+              <w:t>16:00</w:t>
             </w:r>
           </w:p>
         </w:tc>
@@ -385,54 +433,6 @@
           </w:tcPr>
           <w:p>
             <w:r>
-              <w:t>04:00</w:t>
-            </w:r>
-          </w:p>
-        </w:tc>
-        <w:tc>
-          <w:tcPr>
-            <w:tcW w:type="dxa" w:w="2160"/>
-          </w:tcPr>
-          <w:p>
-            <w:pPr>
-              <w:jc w:val="right"/>
-            </w:pPr>
-            <w:r>
-              <w:t>4,929</w:t>
-            </w:r>
-          </w:p>
-        </w:tc>
-        <w:tc>
-          <w:tcPr>
-            <w:tcW w:type="dxa" w:w="2160"/>
-          </w:tcPr>
-          <w:p>
-            <w:r>
-              <w:t>16:00</w:t>
-            </w:r>
-          </w:p>
-        </w:tc>
-        <w:tc>
-          <w:tcPr>
-            <w:tcW w:type="dxa" w:w="2160"/>
-          </w:tcPr>
-          <w:p>
-            <w:pPr>
-              <w:jc w:val="right"/>
-            </w:pPr>
-            <w:r>
-              <w:t>4,901</w:t>
-            </w:r>
-          </w:p>
-        </w:tc>
-      </w:tr>
-      <w:tr>
-        <w:tc>
-          <w:tcPr>
-            <w:tcW w:type="dxa" w:w="2160"/>
-          </w:tcPr>
-          <w:p>
-            <w:r>
               <w:t>05:00</w:t>
             </w:r>
           </w:p>
@@ -446,7 +446,7 @@
               <w:jc w:val="right"/>
             </w:pPr>
             <w:r>
-              <w:t>4,933</w:t>
+              <w:t>4,934</w:t>
             </w:r>
           </w:p>
         </w:tc>
@@ -469,7 +469,7 @@
               <w:jc w:val="right"/>
             </w:pPr>
             <w:r>
-              <w:t>4,886</w:t>
+              <w:t>4,881</w:t>
             </w:r>
           </w:p>
         </w:tc>
@@ -494,7 +494,7 @@
               <w:jc w:val="right"/>
             </w:pPr>
             <w:r>
-              <w:t>4,933</w:t>
+              <w:t>4,934</w:t>
             </w:r>
           </w:p>
         </w:tc>
@@ -517,7 +517,7 @@
               <w:jc w:val="right"/>
             </w:pPr>
             <w:r>
-              <w:t>4,950</w:t>
+              <w:t>4,960</w:t>
             </w:r>
           </w:p>
         </w:tc>
@@ -542,7 +542,7 @@
               <w:jc w:val="right"/>
             </w:pPr>
             <w:r>
-              <w:t>4,939</w:t>
+              <w:t>4,942</w:t>
             </w:r>
           </w:p>
         </w:tc>
@@ -565,7 +565,7 @@
               <w:jc w:val="right"/>
             </w:pPr>
             <w:r>
-              <w:t>4,902</w:t>
+              <w:t>4,889</w:t>
             </w:r>
           </w:p>
         </w:tc>
@@ -590,7 +590,7 @@
               <w:jc w:val="right"/>
             </w:pPr>
             <w:r>
-              <w:t>4,932</w:t>
+              <w:t>4,936</w:t>
             </w:r>
           </w:p>
         </w:tc>
@@ -613,7 +613,7 @@
               <w:jc w:val="right"/>
             </w:pPr>
             <w:r>
-              <w:t>4,854</w:t>
+              <w:t>4,840</w:t>
             </w:r>
           </w:p>
         </w:tc>
@@ -638,7 +638,7 @@
               <w:jc w:val="right"/>
             </w:pPr>
             <w:r>
-              <w:t>4,925</w:t>
+              <w:t>4,934</w:t>
             </w:r>
           </w:p>
         </w:tc>
@@ -661,7 +661,7 @@
               <w:jc w:val="right"/>
             </w:pPr>
             <w:r>
-              <w:t>4,811</w:t>
+              <w:t>4,784</w:t>
             </w:r>
           </w:p>
         </w:tc>
@@ -686,7 +686,7 @@
               <w:jc w:val="right"/>
             </w:pPr>
             <w:r>
-              <w:t>4,887</w:t>
+              <w:t>4,877</w:t>
             </w:r>
           </w:p>
         </w:tc>
@@ -709,7 +709,7 @@
               <w:jc w:val="right"/>
             </w:pPr>
             <w:r>
-              <w:t>4,417</w:t>
+              <w:t>4,382</w:t>
             </w:r>
           </w:p>
         </w:tc>
@@ -734,7 +734,7 @@
               <w:jc w:val="right"/>
             </w:pPr>
             <w:r>
-              <w:t>4,946</w:t>
+              <w:t>4,958</w:t>
             </w:r>
           </w:p>
         </w:tc>
@@ -757,7 +757,7 @@
               <w:jc w:val="right"/>
             </w:pPr>
             <w:r>
-              <w:t>3,661</w:t>
+              <w:t>3,641</w:t>
             </w:r>
           </w:p>
         </w:tc>
@@ -782,7 +782,7 @@
               <w:jc w:val="right"/>
             </w:pPr>
             <w:r>
-              <w:t>4,930</w:t>
+              <w:t>4,939</w:t>
             </w:r>
           </w:p>
         </w:tc>
@@ -805,7 +805,7 @@
               <w:jc w:val="right"/>
             </w:pPr>
             <w:r>
-              <w:t>3,021</w:t>
+              <w:t>3,003</w:t>
             </w:r>
           </w:p>
         </w:tc>
@@ -821,7 +821,7 @@
         <w:rPr>
           <w:b/>
         </w:rPr>
-        <w:t>Итого за сутки: 114,131 МВт·ч.</w:t>
+        <w:t>Итого за сутки: 114,088 МВт·ч.</w:t>
       </w:r>
     </w:p>
     <w:p>
@@ -834,7 +834,7 @@
     </w:p>
     <w:p>
       <w:r>
-        <w:t>Прогноз f85c3cac925f, сформирован 04.02.2026 05:00 (Астана); модель windcast-0.1.0-cascade+direct; погода: Open-Meteo Previous Runs: ECMWF IFS, ECMWF AIFS, ICON, GFS, UKMO, GEM, CMA, выпуск 2026-02-03 18:00:00 UTC.</w:t>
+        <w:t>Прогноз 17831bc252ea, сформирован 04.02.2026 05:00 (Астана); модель windcast-0.1.0-cascade+cqr; погода: Open-Meteo Previous Runs: ECMWF IFS, ECMWF AIFS, ICON, GFS, UKMO, GEM, CMA, выпуск 2026-02-03 18:00:00 UTC.</w:t>
       </w:r>
     </w:p>
     <w:tbl>
@@ -940,7 +940,7 @@
           </w:tcPr>
           <w:p>
             <w:r>
-              <w:t>3,837</w:t>
+              <w:t>3,971</w:t>
             </w:r>
           </w:p>
         </w:tc>
@@ -950,7 +950,7 @@
           </w:tcPr>
           <w:p>
             <w:r>
-              <w:t>4,883</w:t>
+              <w:t>4,908</w:t>
             </w:r>
           </w:p>
         </w:tc>
@@ -1002,7 +1002,7 @@
           </w:tcPr>
           <w:p>
             <w:r>
-              <w:t>4,141</w:t>
+              <w:t>4,220</w:t>
             </w:r>
           </w:p>
         </w:tc>
@@ -1012,7 +1012,7 @@
           </w:tcPr>
           <w:p>
             <w:r>
-              <w:t>4,898</w:t>
+              <w:t>4,917</w:t>
             </w:r>
           </w:p>
         </w:tc>
@@ -1064,7 +1064,7 @@
           </w:tcPr>
           <w:p>
             <w:r>
-              <w:t>4,404</w:t>
+              <w:t>4,518</w:t>
             </w:r>
           </w:p>
         </w:tc>
@@ -1074,7 +1074,7 @@
           </w:tcPr>
           <w:p>
             <w:r>
-              <w:t>4,912</w:t>
+              <w:t>4,923</w:t>
             </w:r>
           </w:p>
         </w:tc>
@@ -1084,7 +1084,7 @@
           </w:tcPr>
           <w:p>
             <w:r>
-              <w:t>5,000</w:t>
+              <w:t>4,998</w:t>
             </w:r>
           </w:p>
         </w:tc>
@@ -1126,7 +1126,7 @@
           </w:tcPr>
           <w:p>
             <w:r>
-              <w:t>4,704</w:t>
+              <w:t>4,776</w:t>
             </w:r>
           </w:p>
         </w:tc>
@@ -1136,7 +1136,7 @@
           </w:tcPr>
           <w:p>
             <w:r>
-              <w:t>4,929</w:t>
+              <w:t>4,931</w:t>
             </w:r>
           </w:p>
         </w:tc>
@@ -1188,7 +1188,7 @@
           </w:tcPr>
           <w:p>
             <w:r>
-              <w:t>4,812</w:t>
+              <w:t>4,826</w:t>
             </w:r>
           </w:p>
         </w:tc>
@@ -1198,7 +1198,7 @@
           </w:tcPr>
           <w:p>
             <w:r>
-              <w:t>4,933</w:t>
+              <w:t>4,934</w:t>
             </w:r>
           </w:p>
         </w:tc>
@@ -1208,7 +1208,7 @@
           </w:tcPr>
           <w:p>
             <w:r>
-              <w:t>5,000</w:t>
+              <w:t>4,996</w:t>
             </w:r>
           </w:p>
         </w:tc>
@@ -1250,7 +1250,7 @@
           </w:tcPr>
           <w:p>
             <w:r>
-              <w:t>4,814</w:t>
+              <w:t>4,832</w:t>
             </w:r>
           </w:p>
         </w:tc>
@@ -1260,7 +1260,7 @@
           </w:tcPr>
           <w:p>
             <w:r>
-              <w:t>4,933</w:t>
+              <w:t>4,934</w:t>
             </w:r>
           </w:p>
         </w:tc>
@@ -1270,7 +1270,7 @@
           </w:tcPr>
           <w:p>
             <w:r>
-              <w:t>5,000</w:t>
+              <w:t>4,998</w:t>
             </w:r>
           </w:p>
         </w:tc>
@@ -1312,7 +1312,7 @@
           </w:tcPr>
           <w:p>
             <w:r>
-              <w:t>4,824</w:t>
+              <w:t>4,853</w:t>
             </w:r>
           </w:p>
         </w:tc>
@@ -1322,7 +1322,7 @@
           </w:tcPr>
           <w:p>
             <w:r>
-              <w:t>4,939</w:t>
+              <w:t>4,942</w:t>
             </w:r>
           </w:p>
         </w:tc>
@@ -1332,7 +1332,7 @@
           </w:tcPr>
           <w:p>
             <w:r>
-              <w:t>5,000</w:t>
+              <w:t>4,997</w:t>
             </w:r>
           </w:p>
         </w:tc>
@@ -1374,7 +1374,7 @@
           </w:tcPr>
           <w:p>
             <w:r>
-              <w:t>4,811</w:t>
+              <w:t>4,849</w:t>
             </w:r>
           </w:p>
         </w:tc>
@@ -1384,7 +1384,7 @@
           </w:tcPr>
           <w:p>
             <w:r>
-              <w:t>4,932</w:t>
+              <w:t>4,936</w:t>
             </w:r>
           </w:p>
         </w:tc>
@@ -1394,7 +1394,7 @@
           </w:tcPr>
           <w:p>
             <w:r>
-              <w:t>5,000</w:t>
+              <w:t>4,996</w:t>
             </w:r>
           </w:p>
         </w:tc>
@@ -1436,7 +1436,7 @@
           </w:tcPr>
           <w:p>
             <w:r>
-              <w:t>4,816</w:t>
+              <w:t>4,852</w:t>
             </w:r>
           </w:p>
         </w:tc>
@@ -1446,7 +1446,7 @@
           </w:tcPr>
           <w:p>
             <w:r>
-              <w:t>4,925</w:t>
+              <w:t>4,934</w:t>
             </w:r>
           </w:p>
         </w:tc>
@@ -1456,7 +1456,7 @@
           </w:tcPr>
           <w:p>
             <w:r>
-              <w:t>4,999</w:t>
+              <w:t>4,992</w:t>
             </w:r>
           </w:p>
         </w:tc>
@@ -1498,7 +1498,7 @@
           </w:tcPr>
           <w:p>
             <w:r>
-              <w:t>4,774</w:t>
+              <w:t>4,794</w:t>
             </w:r>
           </w:p>
         </w:tc>
@@ -1508,7 +1508,7 @@
           </w:tcPr>
           <w:p>
             <w:r>
-              <w:t>4,887</w:t>
+              <w:t>4,877</w:t>
             </w:r>
           </w:p>
         </w:tc>
@@ -1518,7 +1518,7 @@
           </w:tcPr>
           <w:p>
             <w:r>
-              <w:t>4,989</w:t>
+              <w:t>4,965</w:t>
             </w:r>
           </w:p>
         </w:tc>
@@ -1560,7 +1560,7 @@
           </w:tcPr>
           <w:p>
             <w:r>
-              <w:t>4,837</w:t>
+              <w:t>4,884</w:t>
             </w:r>
           </w:p>
         </w:tc>
@@ -1570,7 +1570,7 @@
           </w:tcPr>
           <w:p>
             <w:r>
-              <w:t>4,946</w:t>
+              <w:t>4,958</w:t>
             </w:r>
           </w:p>
         </w:tc>
@@ -1622,7 +1622,7 @@
           </w:tcPr>
           <w:p>
             <w:r>
-              <w:t>4,816</w:t>
+              <w:t>4,855</w:t>
             </w:r>
           </w:p>
         </w:tc>
@@ -1632,7 +1632,7 @@
           </w:tcPr>
           <w:p>
             <w:r>
-              <w:t>4,930</w:t>
+              <w:t>4,939</w:t>
             </w:r>
           </w:p>
         </w:tc>
@@ -1642,7 +1642,7 @@
           </w:tcPr>
           <w:p>
             <w:r>
-              <w:t>4,995</w:t>
+              <w:t>4,988</w:t>
             </w:r>
           </w:p>
         </w:tc>
@@ -1684,7 +1684,7 @@
           </w:tcPr>
           <w:p>
             <w:r>
-              <w:t>4,776</w:t>
+              <w:t>4,814</w:t>
             </w:r>
           </w:p>
         </w:tc>
@@ -1694,7 +1694,7 @@
           </w:tcPr>
           <w:p>
             <w:r>
-              <w:t>4,892</w:t>
+              <w:t>4,888</w:t>
             </w:r>
           </w:p>
         </w:tc>
@@ -1704,7 +1704,7 @@
           </w:tcPr>
           <w:p>
             <w:r>
-              <w:t>4,984</w:t>
+              <w:t>4,974</w:t>
             </w:r>
           </w:p>
         </w:tc>
@@ -1746,7 +1746,7 @@
           </w:tcPr>
           <w:p>
             <w:r>
-              <w:t>4,740</w:t>
+              <w:t>4,795</w:t>
             </w:r>
           </w:p>
         </w:tc>
@@ -1756,7 +1756,7 @@
           </w:tcPr>
           <w:p>
             <w:r>
-              <w:t>4,887</w:t>
+              <w:t>4,881</w:t>
             </w:r>
           </w:p>
         </w:tc>
@@ -1766,7 +1766,7 @@
           </w:tcPr>
           <w:p>
             <w:r>
-              <w:t>4,976</w:t>
+              <w:t>4,965</w:t>
             </w:r>
           </w:p>
         </w:tc>
@@ -1808,7 +1808,7 @@
           </w:tcPr>
           <w:p>
             <w:r>
-              <w:t>4,731</w:t>
+              <w:t>4,814</w:t>
             </w:r>
           </w:p>
         </w:tc>
@@ -1818,7 +1818,7 @@
           </w:tcPr>
           <w:p>
             <w:r>
-              <w:t>4,902</w:t>
+              <w:t>4,904</w:t>
             </w:r>
           </w:p>
         </w:tc>
@@ -1828,7 +1828,7 @@
           </w:tcPr>
           <w:p>
             <w:r>
-              <w:t>4,990</w:t>
+              <w:t>4,984</w:t>
             </w:r>
           </w:p>
         </w:tc>
@@ -1870,7 +1870,7 @@
           </w:tcPr>
           <w:p>
             <w:r>
-              <w:t>4,737</w:t>
+              <w:t>4,823</w:t>
             </w:r>
           </w:p>
         </w:tc>
@@ -1880,7 +1880,7 @@
           </w:tcPr>
           <w:p>
             <w:r>
-              <w:t>4,901</w:t>
+              <w:t>4,902</w:t>
             </w:r>
           </w:p>
         </w:tc>
@@ -1890,7 +1890,7 @@
           </w:tcPr>
           <w:p>
             <w:r>
-              <w:t>4,992</w:t>
+              <w:t>4,986</w:t>
             </w:r>
           </w:p>
         </w:tc>
@@ -1932,7 +1932,7 @@
           </w:tcPr>
           <w:p>
             <w:r>
-              <w:t>4,707</w:t>
+              <w:t>4,774</w:t>
             </w:r>
           </w:p>
         </w:tc>
@@ -1942,7 +1942,7 @@
           </w:tcPr>
           <w:p>
             <w:r>
-              <w:t>4,886</w:t>
+              <w:t>4,881</w:t>
             </w:r>
           </w:p>
         </w:tc>
@@ -1952,7 +1952,7 @@
           </w:tcPr>
           <w:p>
             <w:r>
-              <w:t>4,986</w:t>
+              <w:t>4,974</w:t>
             </w:r>
           </w:p>
         </w:tc>
@@ -1994,7 +1994,7 @@
           </w:tcPr>
           <w:p>
             <w:r>
-              <w:t>4,424</w:t>
+              <w:t>4,566</w:t>
             </w:r>
           </w:p>
         </w:tc>
@@ -2004,7 +2004,7 @@
           </w:tcPr>
           <w:p>
             <w:r>
-              <w:t>4,950</w:t>
+              <w:t>4,960</w:t>
             </w:r>
           </w:p>
         </w:tc>
@@ -2056,7 +2056,7 @@
           </w:tcPr>
           <w:p>
             <w:r>
-              <w:t>4,140</w:t>
+              <w:t>4,356</w:t>
             </w:r>
           </w:p>
         </w:tc>
@@ -2066,7 +2066,7 @@
           </w:tcPr>
           <w:p>
             <w:r>
-              <w:t>4,902</w:t>
+              <w:t>4,889</w:t>
             </w:r>
           </w:p>
         </w:tc>
@@ -2076,7 +2076,7 @@
           </w:tcPr>
           <w:p>
             <w:r>
-              <w:t>4,996</w:t>
+              <w:t>4,975</w:t>
             </w:r>
           </w:p>
         </w:tc>
@@ -2118,7 +2118,7 @@
           </w:tcPr>
           <w:p>
             <w:r>
-              <w:t>3,789</w:t>
+              <w:t>4,002</w:t>
             </w:r>
           </w:p>
         </w:tc>
@@ -2128,7 +2128,7 @@
           </w:tcPr>
           <w:p>
             <w:r>
-              <w:t>4,854</w:t>
+              <w:t>4,840</w:t>
             </w:r>
           </w:p>
         </w:tc>
@@ -2138,7 +2138,7 @@
           </w:tcPr>
           <w:p>
             <w:r>
-              <w:t>4,989</w:t>
+              <w:t>4,965</w:t>
             </w:r>
           </w:p>
         </w:tc>
@@ -2180,7 +2180,7 @@
           </w:tcPr>
           <w:p>
             <w:r>
-              <w:t>3,083</w:t>
+              <w:t>3,191</w:t>
             </w:r>
           </w:p>
         </w:tc>
@@ -2190,7 +2190,7 @@
           </w:tcPr>
           <w:p>
             <w:r>
-              <w:t>4,811</w:t>
+              <w:t>4,784</w:t>
             </w:r>
           </w:p>
         </w:tc>
@@ -2200,7 +2200,7 @@
           </w:tcPr>
           <w:p>
             <w:r>
-              <w:t>5,000</w:t>
+              <w:t>4,991</w:t>
             </w:r>
           </w:p>
         </w:tc>
@@ -2252,7 +2252,7 @@
           </w:tcPr>
           <w:p>
             <w:r>
-              <w:t>4,417</w:t>
+              <w:t>4,382</w:t>
             </w:r>
           </w:p>
         </w:tc>
@@ -2262,7 +2262,7 @@
           </w:tcPr>
           <w:p>
             <w:r>
-              <w:t>4,961</w:t>
+              <w:t>4,989</w:t>
             </w:r>
           </w:p>
         </w:tc>
@@ -2304,7 +2304,7 @@
           </w:tcPr>
           <w:p>
             <w:r>
-              <w:t>1,601</w:t>
+              <w:t>1,515</w:t>
             </w:r>
           </w:p>
         </w:tc>
@@ -2314,7 +2314,7 @@
           </w:tcPr>
           <w:p>
             <w:r>
-              <w:t>3,661</w:t>
+              <w:t>3,641</w:t>
             </w:r>
           </w:p>
         </w:tc>
@@ -2324,7 +2324,7 @@
           </w:tcPr>
           <w:p>
             <w:r>
-              <w:t>4,896</w:t>
+              <w:t>5,000</w:t>
             </w:r>
           </w:p>
         </w:tc>
@@ -2366,7 +2366,7 @@
           </w:tcPr>
           <w:p>
             <w:r>
-              <w:t>1,280</w:t>
+              <w:t>1,265</w:t>
             </w:r>
           </w:p>
         </w:tc>
@@ -2376,7 +2376,7 @@
           </w:tcPr>
           <w:p>
             <w:r>
-              <w:t>3,021</w:t>
+              <w:t>3,003</w:t>
             </w:r>
           </w:p>
         </w:tc>
@@ -2386,7 +2386,7 @@
           </w:tcPr>
           <w:p>
             <w:r>
-              <w:t>4,748</w:t>
+              <w:t>4,890</w:t>
             </w:r>
           </w:p>
         </w:tc>
@@ -2431,7 +2431,7 @@
         <w:pStyle w:val="ListBullet"/>
       </w:pPr>
       <w:r>
-        <w:t>резкий спад на 1.79 МВт за 3 ч к 23:00</w:t>
+        <w:t>резкий спад на 1.78 МВт за 3 ч к 23:00</w:t>
       </w:r>
     </w:p>
     <w:p>
@@ -2548,6 +2548,68 @@
           </w:tcPr>
           <w:p>
             <w:r>
+              <w:t>23:00</w:t>
+            </w:r>
+          </w:p>
+        </w:tc>
+        <w:tc>
+          <w:tcPr>
+            <w:tcW w:type="dxa" w:w="1440"/>
+          </w:tcPr>
+          <w:p>
+            <w:r>
+              <w:t>вверх</w:t>
+            </w:r>
+          </w:p>
+        </w:tc>
+        <w:tc>
+          <w:tcPr>
+            <w:tcW w:type="dxa" w:w="1440"/>
+          </w:tcPr>
+          <w:p>
+            <w:r>
+              <w:t>0,537</w:t>
+            </w:r>
+          </w:p>
+        </w:tc>
+        <w:tc>
+          <w:tcPr>
+            <w:tcW w:type="dxa" w:w="1440"/>
+          </w:tcPr>
+          <w:p>
+            <w:r>
+              <w:t>3,641 → 4,178</w:t>
+            </w:r>
+          </w:p>
+        </w:tc>
+        <w:tc>
+          <w:tcPr>
+            <w:tcW w:type="dxa" w:w="1440"/>
+          </w:tcPr>
+          <w:p>
+            <w:r>
+              <w:t>05.02 20:00</w:t>
+            </w:r>
+          </w:p>
+        </w:tc>
+      </w:tr>
+      <w:tr>
+        <w:tc>
+          <w:tcPr>
+            <w:tcW w:type="dxa" w:w="1440"/>
+          </w:tcPr>
+          <w:p>
+            <w:r>
+              <w:t>05.02 05:00</w:t>
+            </w:r>
+          </w:p>
+        </w:tc>
+        <w:tc>
+          <w:tcPr>
+            <w:tcW w:type="dxa" w:w="1440"/>
+          </w:tcPr>
+          <w:p>
+            <w:r>
               <w:t>24:00</w:t>
             </w:r>
           </w:p>
@@ -2568,7 +2630,7 @@
           </w:tcPr>
           <w:p>
             <w:r>
-              <w:t>0,560</w:t>
+              <w:t>0,588</w:t>
             </w:r>
           </w:p>
         </w:tc>
@@ -2578,7 +2640,7 @@
           </w:tcPr>
           <w:p>
             <w:r>
-              <w:t>3,021 → 3,581</w:t>
+              <w:t>3,003 → 3,591</w:t>
             </w:r>
           </w:p>
         </w:tc>
